--- a/AGENT_RUN_REPORT.docx
+++ b/AGENT_RUN_REPORT.docx
@@ -315,6 +315,40 @@
         </w:tc>
       </w:tr>
     </w:tbl>
+    <w:p>
+      <w:pPr>
+        <w:pStyle w:val="Heading2"/>
+      </w:pPr>
+      <w:r>
+        <w:t>Pipeline Flow</w:t>
+      </w:r>
+    </w:p>
+    <w:p>
+      <w:pPr/>
+      <w:r>
+        <w:rPr>
+          <w:rFonts w:ascii="Courier New" w:hAnsi="Courier New"/>
+          <w:sz w:val="15"/>
+        </w:rPr>
+        <w:t>Question</w:t>
+        <w:br/>
+        <w:t xml:space="preserve">  ↓</w:t>
+        <w:br/>
+        <w:t>[1] PLANNER     -&gt; Generates PubMed search queries (chain-of-thought)</w:t>
+        <w:br/>
+        <w:t xml:space="preserve">  ↓</w:t>
+        <w:br/>
+        <w:t>[2] RESEARCHER  -&gt; Fetches papers + extracts findings (RAG)</w:t>
+        <w:br/>
+        <w:t xml:space="preserve">  ↓</w:t>
+        <w:br/>
+        <w:t>[3] SUMMARIZER  -&gt; Synthesizes cited answer (self-critique)</w:t>
+        <w:br/>
+        <w:t xml:space="preserve">  ↓</w:t>
+        <w:br/>
+        <w:t>Answer + Citations</w:t>
+      </w:r>
+    </w:p>
     <w:p>
       <w:pPr>
         <w:pStyle w:val="Heading2"/>
